--- a/Project1_Action_Plan.docx
+++ b/Project1_Action_Plan.docx
@@ -147,7 +147,7 @@
         <w:t xml:space="preserve">Rules to remember: </w:t>
       </w:r>
       <w:r>
-        <w:t>the real Sep 17-30 data is in raw_data/2026.csv and may be used only for final scoring, never for training or tuning. Writing and slides must be in our own words (AI is allowed for code only).</w:t>
+        <w:t>the real Sep 17-30 observations are downloaded separately (experiments/fetch_final_truth.sh) and may be used only for final scoring, never for training or tuning. Writing and slides must be in our own words (AI is allowed for code only).</w:t>
       </w:r>
     </w:p>
     <w:p>
